--- a/51IP Injenerija prykladnyh zastosunkiv/2/IP_KNT-116m_Onyshchenko_15_PR2.docx
+++ b/51IP Injenerija prykladnyh zastosunkiv/2/IP_KNT-116m_Onyshchenko_15_PR2.docx
@@ -1976,37 +1976,11 @@
         </w:rPr>
         <w:t>це наскільки вихід моделі відрізняється від правильного значення.</w:t>
       </w:r>
-    </w:p>
-    <w:p>
-      <w:pPr>
-        <w:pStyle w:val="p11"/>
-        <w:rPr>
-          <w:lang w:val="en-US"/>
-        </w:rPr>
-      </w:pPr>
-      <w:r>
-        <w:rPr>
-          <w:lang w:val="uk-UA"/>
-        </w:rPr>
-        <w:t xml:space="preserve">Що таке </w:t>
-      </w:r>
-      <w:r>
-        <w:rPr>
-          <w:lang w:val="en-US"/>
-        </w:rPr>
-        <w:t>ROC к</w:t>
-      </w:r>
-      <w:r>
-        <w:rPr>
-          <w:lang w:val="uk-UA"/>
-        </w:rPr>
-        <w:t>рива</w:t>
-      </w:r>
-      <w:r>
-        <w:rPr>
-          <w:lang w:val="en-US"/>
-        </w:rPr>
-        <w:t xml:space="preserve">? </w:t>
+      <w:r>
+        <w:rPr>
+          <w:lang w:val="en-US"/>
+        </w:rPr>
+        <w:t xml:space="preserve"> </w:t>
       </w:r>
     </w:p>
     <w:p>
@@ -2186,6 +2160,34 @@
       <w:r>
         <w:rPr/>
         <w:t>Поясніть поняття «Комп’ютерне бачення».</w:t>
+      </w:r>
+    </w:p>
+    <w:p>
+      <w:pPr>
+        <w:pStyle w:val="P1"/>
+        <w:rPr/>
+      </w:pPr>
+      <w:r>
+        <w:rPr/>
+      </w:r>
+    </w:p>
+    <w:p>
+      <w:pPr>
+        <w:pStyle w:val="P1"/>
+        <w:rPr/>
+      </w:pPr>
+      <w:r>
+        <w:rPr/>
+        <w:t xml:space="preserve">Комп’ютерне бачення це здатність комп’ютера обробляти (завантажувати, опрацьовувати, модифікувати) зображення з реального світу. </w:t>
+      </w:r>
+    </w:p>
+    <w:p>
+      <w:pPr>
+        <w:pStyle w:val="P1"/>
+        <w:rPr/>
+      </w:pPr>
+      <w:r>
+        <w:rPr/>
       </w:r>
     </w:p>
     <w:p>
@@ -2312,6 +2314,37 @@
       <w:r>
         <w:rPr/>
         <w:t>У чому полягає суть розпізнавання зображень?</w:t>
+      </w:r>
+    </w:p>
+    <w:p>
+      <w:pPr>
+        <w:pStyle w:val="P1"/>
+        <w:rPr/>
+      </w:pPr>
+      <w:r>
+        <w:rPr/>
+      </w:r>
+    </w:p>
+    <w:p>
+      <w:pPr>
+        <w:pStyle w:val="P1"/>
+        <w:rPr/>
+      </w:pPr>
+      <w:r>
+        <w:rPr/>
+        <w:t xml:space="preserve">Кожне зображення представляється як сітка пікселів, кожен з яких має або 3 значення — </w:t>
+      </w:r>
+      <w:r>
+        <w:rPr>
+          <w:lang w:val="en-US"/>
+        </w:rPr>
+        <w:t xml:space="preserve">Red, Green, Blue – </w:t>
+      </w:r>
+      <w:r>
+        <w:rPr>
+          <w:lang w:val="uk-UA"/>
+        </w:rPr>
+        <w:t>або значення сірого від 0 до 255.</w:t>
       </w:r>
     </w:p>
     <w:sectPr>

--- a/51IP Injenerija prykladnyh zastosunkiv/2/IP_KNT-116m_Onyshchenko_15_PR2.docx
+++ b/51IP Injenerija prykladnyh zastosunkiv/2/IP_KNT-116m_Onyshchenko_15_PR2.docx
@@ -2082,6 +2082,34 @@
       <w:r>
         <w:rPr/>
         <w:t>Вхідні дані</w:t>
+      </w:r>
+    </w:p>
+    <w:p>
+      <w:pPr>
+        <w:pStyle w:val="p11"/>
+        <w:rPr/>
+      </w:pPr>
+      <w:r>
+        <w:rPr/>
+      </w:r>
+    </w:p>
+    <w:p>
+      <w:pPr>
+        <w:pStyle w:val="p11"/>
+        <w:rPr/>
+      </w:pPr>
+      <w:r>
+        <w:rPr/>
+        <w:t>Фрагмент вхідних даних та їх опис.</w:t>
+      </w:r>
+    </w:p>
+    <w:p>
+      <w:pPr>
+        <w:pStyle w:val="p11"/>
+        <w:rPr/>
+      </w:pPr>
+      <w:r>
+        <w:rPr/>
       </w:r>
     </w:p>
     <w:p>
@@ -3145,8 +3173,8 @@
       <w:lang w:val="en-US" w:eastAsia="uk-UA"/>
     </w:rPr>
   </w:style>
-  <w:style w:type="character" w:styleId="Style12">
-    <w:name w:val="Символ нумерації"/>
+  <w:style w:type="character" w:styleId="user">
+    <w:name w:val="Символ нумерації (user)"/>
     <w:qFormat/>
     <w:rPr/>
   </w:style>
@@ -3157,7 +3185,7 @@
       <w:u w:val="single"/>
     </w:rPr>
   </w:style>
-  <w:style w:type="paragraph" w:styleId="Style13">
+  <w:style w:type="paragraph" w:styleId="Style12">
     <w:name w:val="Заголовок"/>
     <w:basedOn w:val="Normal"/>
     <w:next w:val="BodyText"/>
@@ -3167,7 +3195,7 @@
       <w:spacing w:before="240" w:after="120"/>
     </w:pPr>
     <w:rPr>
-      <w:rFonts w:ascii="Liberation Sans" w:hAnsi="Liberation Sans" w:eastAsia="Microsoft YaHei" w:cs="Lucida Sans"/>
+      <w:rFonts w:ascii="Liberation Sans" w:hAnsi="Liberation Sans" w:eastAsia="Microsoft YaHei" w:cs="Arial Unicode MS"/>
       <w:sz w:val="28"/>
       <w:szCs w:val="28"/>
     </w:rPr>
@@ -3204,7 +3232,7 @@
       <w:szCs w:val="24"/>
     </w:rPr>
   </w:style>
-  <w:style w:type="paragraph" w:styleId="Style14">
+  <w:style w:type="paragraph" w:styleId="Style13">
     <w:name w:val="Покажчик"/>
     <w:basedOn w:val="Normal"/>
     <w:qFormat/>
@@ -3212,10 +3240,10 @@
       <w:suppressLineNumbers/>
     </w:pPr>
     <w:rPr>
-      <w:rFonts w:cs="Lucida Sans"/>
-    </w:rPr>
-  </w:style>
-  <w:style w:type="paragraph" w:styleId="user">
+      <w:rFonts w:cs="Arial Unicode MS"/>
+    </w:rPr>
+  </w:style>
+  <w:style w:type="paragraph" w:styleId="user1">
     <w:name w:val="Заголовок (user)"/>
     <w:basedOn w:val="Normal"/>
     <w:next w:val="BodyText"/>
@@ -3225,12 +3253,12 @@
       <w:spacing w:before="240" w:after="120"/>
     </w:pPr>
     <w:rPr>
-      <w:rFonts w:ascii="Liberation Sans" w:hAnsi="Liberation Sans" w:eastAsia="Microsoft YaHei" w:cs="Arial Unicode MS"/>
+      <w:rFonts w:ascii="Liberation Sans" w:hAnsi="Liberation Sans" w:eastAsia="Microsoft YaHei" w:cs="Lucida Sans"/>
       <w:sz w:val="28"/>
       <w:szCs w:val="28"/>
     </w:rPr>
   </w:style>
-  <w:style w:type="paragraph" w:styleId="user1">
+  <w:style w:type="paragraph" w:styleId="user2">
     <w:name w:val="Покажчик (user)"/>
     <w:basedOn w:val="Normal"/>
     <w:qFormat/>
@@ -3238,12 +3266,12 @@
       <w:suppressLineNumbers/>
     </w:pPr>
     <w:rPr>
-      <w:rFonts w:cs="Arial Unicode MS"/>
+      <w:rFonts w:cs="Lucida Sans"/>
     </w:rPr>
   </w:style>
   <w:style w:type="paragraph" w:styleId="IndexHeading">
     <w:name w:val="index heading"/>
-    <w:basedOn w:val="user"/>
+    <w:basedOn w:val="Style12"/>
     <w:pPr/>
     <w:rPr/>
   </w:style>
@@ -3519,8 +3547,8 @@
     </w:pPr>
     <w:rPr/>
   </w:style>
-  <w:style w:type="paragraph" w:styleId="Style15">
-    <w:name w:val="Верхній і нижній колонтитули"/>
+  <w:style w:type="paragraph" w:styleId="user3">
+    <w:name w:val="Верхній і нижній колонтитули (user)"/>
     <w:basedOn w:val="Normal"/>
     <w:qFormat/>
     <w:pPr>
@@ -3533,8 +3561,8 @@
     </w:pPr>
     <w:rPr/>
   </w:style>
-  <w:style w:type="paragraph" w:styleId="user2">
-    <w:name w:val="Верхній і нижній колонтитули (user)"/>
+  <w:style w:type="paragraph" w:styleId="Style14">
+    <w:name w:val="Верхній і нижній колонтитули"/>
     <w:basedOn w:val="Normal"/>
     <w:qFormat/>
     <w:pPr/>
@@ -3542,14 +3570,14 @@
   </w:style>
   <w:style w:type="paragraph" w:styleId="Header">
     <w:name w:val="header"/>
-    <w:basedOn w:val="Style15"/>
+    <w:basedOn w:val="user3"/>
     <w:pPr>
       <w:suppressLineNumbers/>
     </w:pPr>
     <w:rPr/>
   </w:style>
-  <w:style w:type="paragraph" w:styleId="user3">
-    <w:name w:val="Горизонтальна лінія (user)"/>
+  <w:style w:type="paragraph" w:styleId="Style15">
+    <w:name w:val="Горизонтальна лінія"/>
     <w:basedOn w:val="Normal"/>
     <w:next w:val="BodyText"/>
     <w:qFormat/>
@@ -3565,8 +3593,8 @@
       <w:szCs w:val="12"/>
     </w:rPr>
   </w:style>
-  <w:style w:type="numbering" w:styleId="user4" w:default="1">
-    <w:name w:val="Без маркерів (user)"/>
+  <w:style w:type="numbering" w:styleId="Style16" w:default="1">
+    <w:name w:val="Без маркерів"/>
     <w:uiPriority w:val="99"/>
     <w:semiHidden/>
     <w:unhideWhenUsed/>

--- a/51IP Injenerija prykladnyh zastosunkiv/2/IP_KNT-116m_Onyshchenko_15_PR2.docx
+++ b/51IP Injenerija prykladnyh zastosunkiv/2/IP_KNT-116m_Onyshchenko_15_PR2.docx
@@ -2100,7 +2100,93 @@
       </w:pPr>
       <w:r>
         <w:rPr/>
-        <w:t>Фрагмент вхідних даних та їх опис.</w:t>
+        <w:t>Як вхідні дані для програми було використано зображення чоловіка. Його наведено нижче на рисунку 1.1.</w:t>
+      </w:r>
+    </w:p>
+    <w:p>
+      <w:pPr>
+        <w:pStyle w:val="p11"/>
+        <w:rPr/>
+      </w:pPr>
+      <w:r>
+        <w:rPr/>
+      </w:r>
+    </w:p>
+    <w:p>
+      <w:pPr>
+        <w:pStyle w:val="img1"/>
+        <w:rPr/>
+      </w:pPr>
+      <w:r>
+        <w:rPr/>
+        <w:drawing>
+          <wp:inline distT="0" distB="0" distL="0" distR="0">
+            <wp:extent cx="4173220" cy="5758815"/>
+            <wp:effectExtent l="0" t="0" r="0" b="0"/>
+            <wp:docPr id="1" name="Зображення1"/>
+            <wp:cNvGraphicFramePr>
+              <a:graphicFrameLocks xmlns:a="http://schemas.openxmlformats.org/drawingml/2006/main" noChangeAspect="1"/>
+            </wp:cNvGraphicFramePr>
+            <a:graphic xmlns:a="http://schemas.openxmlformats.org/drawingml/2006/main">
+              <a:graphicData uri="http://schemas.openxmlformats.org/drawingml/2006/picture">
+                <pic:pic xmlns:pic="http://schemas.openxmlformats.org/drawingml/2006/picture">
+                  <pic:nvPicPr>
+                    <pic:cNvPr id="1" name="Зображення1"/>
+                    <pic:cNvPicPr>
+                      <a:picLocks noChangeAspect="1" noChangeArrowheads="1"/>
+                    </pic:cNvPicPr>
+                  </pic:nvPicPr>
+                  <pic:blipFill>
+                    <a:blip r:embed="rId3"/>
+                    <a:srcRect l="13937" t="-476" r="13250" b="0"/>
+                    <a:stretch>
+                      <a:fillRect/>
+                    </a:stretch>
+                  </pic:blipFill>
+                  <pic:spPr bwMode="auto">
+                    <a:xfrm>
+                      <a:off x="0" y="0"/>
+                      <a:ext cx="4173220" cy="5758815"/>
+                    </a:xfrm>
+                    <a:prstGeom prst="rect">
+                      <a:avLst/>
+                    </a:prstGeom>
+                    <a:noFill/>
+                  </pic:spPr>
+                </pic:pic>
+              </a:graphicData>
+            </a:graphic>
+          </wp:inline>
+        </w:drawing>
+      </w:r>
+    </w:p>
+    <w:p>
+      <w:pPr>
+        <w:pStyle w:val="img1"/>
+        <w:rPr/>
+      </w:pPr>
+      <w:r>
+        <w:rPr/>
+        <w:t>Рисунок 1.1 — Вхідне зображення</w:t>
+      </w:r>
+    </w:p>
+    <w:p>
+      <w:pPr>
+        <w:pStyle w:val="p11"/>
+        <w:rPr/>
+      </w:pPr>
+      <w:r>
+        <w:rPr/>
+      </w:r>
+    </w:p>
+    <w:p>
+      <w:pPr>
+        <w:pStyle w:val="p11"/>
+        <w:rPr/>
+      </w:pPr>
+      <w:r>
+        <w:rPr/>
+        <w:t>Вхідних даних для тренування моделі немає, оскільки вона вже наперед тренована.</w:t>
       </w:r>
     </w:p>
     <w:p>
@@ -2124,6 +2210,787 @@
     </w:p>
     <w:p>
       <w:pPr>
+        <w:pStyle w:val="p11"/>
+        <w:rPr/>
+      </w:pPr>
+      <w:r>
+        <w:rPr/>
+      </w:r>
+    </w:p>
+    <w:p>
+      <w:pPr>
+        <w:pStyle w:val="p11"/>
+        <w:rPr/>
+      </w:pPr>
+      <w:r>
+        <w:rPr/>
+        <w:t>Текст програми наведено нижче.</w:t>
+      </w:r>
+    </w:p>
+    <w:p>
+      <w:pPr>
+        <w:pStyle w:val="p11"/>
+        <w:rPr/>
+      </w:pPr>
+      <w:r>
+        <w:rPr/>
+      </w:r>
+    </w:p>
+    <w:p>
+      <w:pPr>
+        <w:pStyle w:val="Code"/>
+        <w:rPr/>
+      </w:pPr>
+      <w:r>
+        <w:rPr/>
+        <w:t>from matplotlib import pyplot as plt</w:t>
+      </w:r>
+    </w:p>
+    <w:p>
+      <w:pPr>
+        <w:pStyle w:val="Code"/>
+        <w:rPr/>
+      </w:pPr>
+      <w:r>
+        <w:rPr/>
+        <w:t>from ultralytics import YOLO</w:t>
+      </w:r>
+    </w:p>
+    <w:p>
+      <w:pPr>
+        <w:pStyle w:val="Code"/>
+        <w:rPr/>
+      </w:pPr>
+      <w:r>
+        <w:rPr/>
+        <w:t>import cv2</w:t>
+      </w:r>
+    </w:p>
+    <w:p>
+      <w:pPr>
+        <w:pStyle w:val="Code"/>
+        <w:rPr/>
+      </w:pPr>
+      <w:r>
+        <w:rPr/>
+        <w:t>import os</w:t>
+      </w:r>
+    </w:p>
+    <w:p>
+      <w:pPr>
+        <w:pStyle w:val="Code"/>
+        <w:rPr/>
+      </w:pPr>
+      <w:r>
+        <w:rPr/>
+      </w:r>
+    </w:p>
+    <w:p>
+      <w:pPr>
+        <w:pStyle w:val="Code"/>
+        <w:rPr/>
+      </w:pPr>
+      <w:r>
+        <w:rPr/>
+        <w:t>model = YOLO("yolov8n.pt")</w:t>
+      </w:r>
+    </w:p>
+    <w:p>
+      <w:pPr>
+        <w:pStyle w:val="Code"/>
+        <w:rPr/>
+      </w:pPr>
+      <w:r>
+        <w:rPr/>
+      </w:r>
+    </w:p>
+    <w:p>
+      <w:pPr>
+        <w:pStyle w:val="Code"/>
+        <w:rPr/>
+      </w:pPr>
+      <w:r>
+        <w:rPr/>
+        <w:t># Load an image</w:t>
+      </w:r>
+    </w:p>
+    <w:p>
+      <w:pPr>
+        <w:pStyle w:val="Code"/>
+        <w:rPr/>
+      </w:pPr>
+      <w:r>
+        <w:rPr/>
+        <w:t>current_dir = os.path.dirname(os.path.abspath(__file__))</w:t>
+      </w:r>
+    </w:p>
+    <w:p>
+      <w:pPr>
+        <w:pStyle w:val="Code"/>
+        <w:rPr/>
+      </w:pPr>
+      <w:r>
+        <w:rPr/>
+        <w:t>image_file_name = "face.jpg"</w:t>
+      </w:r>
+    </w:p>
+    <w:p>
+      <w:pPr>
+        <w:pStyle w:val="Code"/>
+        <w:rPr/>
+      </w:pPr>
+      <w:r>
+        <w:rPr/>
+        <w:t>image_file_path = os.path.join(current_dir, "data", image_file_name)</w:t>
+      </w:r>
+    </w:p>
+    <w:p>
+      <w:pPr>
+        <w:pStyle w:val="Code"/>
+        <w:rPr/>
+      </w:pPr>
+      <w:r>
+        <w:rPr/>
+        <w:t>img = cv2.imread(image_file_path)</w:t>
+      </w:r>
+    </w:p>
+    <w:p>
+      <w:pPr>
+        <w:pStyle w:val="Code"/>
+        <w:rPr/>
+      </w:pPr>
+      <w:r>
+        <w:rPr/>
+        <w:t>img = cv2.cvtColor(img, cv2.COLOR_BGR2RGB)</w:t>
+      </w:r>
+    </w:p>
+    <w:p>
+      <w:pPr>
+        <w:pStyle w:val="Code"/>
+        <w:rPr/>
+      </w:pPr>
+      <w:r>
+        <w:rPr/>
+      </w:r>
+    </w:p>
+    <w:p>
+      <w:pPr>
+        <w:pStyle w:val="Code"/>
+        <w:rPr/>
+      </w:pPr>
+      <w:r>
+        <w:rPr/>
+        <w:t># Show the loaded image</w:t>
+      </w:r>
+    </w:p>
+    <w:p>
+      <w:pPr>
+        <w:pStyle w:val="Code"/>
+        <w:rPr/>
+      </w:pPr>
+      <w:r>
+        <w:rPr/>
+        <w:t>plt.imshow(img)</w:t>
+      </w:r>
+    </w:p>
+    <w:p>
+      <w:pPr>
+        <w:pStyle w:val="Code"/>
+        <w:rPr/>
+      </w:pPr>
+      <w:r>
+        <w:rPr/>
+        <w:t>plt.title("Original Image")</w:t>
+      </w:r>
+    </w:p>
+    <w:p>
+      <w:pPr>
+        <w:pStyle w:val="Code"/>
+        <w:rPr/>
+      </w:pPr>
+      <w:r>
+        <w:rPr/>
+        <w:t>plt.show()</w:t>
+      </w:r>
+    </w:p>
+    <w:p>
+      <w:pPr>
+        <w:pStyle w:val="Code"/>
+        <w:rPr/>
+      </w:pPr>
+      <w:r>
+        <w:rPr/>
+      </w:r>
+    </w:p>
+    <w:p>
+      <w:pPr>
+        <w:pStyle w:val="Code"/>
+        <w:rPr/>
+      </w:pPr>
+      <w:r>
+        <w:rPr/>
+      </w:r>
+    </w:p>
+    <w:p>
+      <w:pPr>
+        <w:pStyle w:val="Code"/>
+        <w:rPr/>
+      </w:pPr>
+      <w:r>
+        <w:rPr/>
+        <w:t># Code taken from https://github.com/pranayrishi/YOLO-ObjectDetection/blob/main/main.py</w:t>
+      </w:r>
+    </w:p>
+    <w:p>
+      <w:pPr>
+        <w:pStyle w:val="Code"/>
+        <w:rPr/>
+      </w:pPr>
+      <w:r>
+        <w:rPr/>
+        <w:t>def detect_objects(frame):</w:t>
+      </w:r>
+    </w:p>
+    <w:p>
+      <w:pPr>
+        <w:pStyle w:val="Code"/>
+        <w:rPr/>
+      </w:pPr>
+      <w:r>
+        <w:rPr/>
+        <w:t xml:space="preserve">    </w:t>
+      </w:r>
+      <w:r>
+        <w:rPr/>
+        <w:t>results = model(frame)</w:t>
+      </w:r>
+    </w:p>
+    <w:p>
+      <w:pPr>
+        <w:pStyle w:val="Code"/>
+        <w:rPr/>
+      </w:pPr>
+      <w:r>
+        <w:rPr/>
+        <w:t xml:space="preserve">    </w:t>
+      </w:r>
+      <w:r>
+        <w:rPr/>
+        <w:t>detected_objects = list()</w:t>
+      </w:r>
+    </w:p>
+    <w:p>
+      <w:pPr>
+        <w:pStyle w:val="Code"/>
+        <w:rPr/>
+      </w:pPr>
+      <w:r>
+        <w:rPr/>
+      </w:r>
+    </w:p>
+    <w:p>
+      <w:pPr>
+        <w:pStyle w:val="Code"/>
+        <w:rPr/>
+      </w:pPr>
+      <w:r>
+        <w:rPr/>
+        <w:t xml:space="preserve">    </w:t>
+      </w:r>
+      <w:r>
+        <w:rPr/>
+        <w:t>for r in results:</w:t>
+      </w:r>
+    </w:p>
+    <w:p>
+      <w:pPr>
+        <w:pStyle w:val="Code"/>
+        <w:rPr/>
+      </w:pPr>
+      <w:r>
+        <w:rPr/>
+        <w:t xml:space="preserve">        </w:t>
+      </w:r>
+      <w:r>
+        <w:rPr/>
+        <w:t>for box in r.boxes:</w:t>
+      </w:r>
+    </w:p>
+    <w:p>
+      <w:pPr>
+        <w:pStyle w:val="Code"/>
+        <w:rPr/>
+      </w:pPr>
+      <w:r>
+        <w:rPr/>
+        <w:t xml:space="preserve">            </w:t>
+      </w:r>
+      <w:r>
+        <w:rPr/>
+        <w:t>class_id = int(box.cls[0])</w:t>
+      </w:r>
+    </w:p>
+    <w:p>
+      <w:pPr>
+        <w:pStyle w:val="Code"/>
+        <w:rPr/>
+      </w:pPr>
+      <w:r>
+        <w:rPr/>
+        <w:t xml:space="preserve">            </w:t>
+      </w:r>
+      <w:r>
+        <w:rPr/>
+        <w:t>confidence = box.conf[0].item()</w:t>
+      </w:r>
+    </w:p>
+    <w:p>
+      <w:pPr>
+        <w:pStyle w:val="Code"/>
+        <w:rPr/>
+      </w:pPr>
+      <w:r>
+        <w:rPr/>
+      </w:r>
+    </w:p>
+    <w:p>
+      <w:pPr>
+        <w:pStyle w:val="Code"/>
+        <w:rPr/>
+      </w:pPr>
+      <w:r>
+        <w:rPr/>
+        <w:t xml:space="preserve">            </w:t>
+      </w:r>
+      <w:r>
+        <w:rPr/>
+        <w:t>if confidence &gt; 0.5:</w:t>
+      </w:r>
+    </w:p>
+    <w:p>
+      <w:pPr>
+        <w:pStyle w:val="Code"/>
+        <w:rPr/>
+      </w:pPr>
+      <w:r>
+        <w:rPr/>
+        <w:t xml:space="preserve">                </w:t>
+      </w:r>
+      <w:r>
+        <w:rPr/>
+        <w:t>label = model.names[class_id]</w:t>
+      </w:r>
+    </w:p>
+    <w:p>
+      <w:pPr>
+        <w:pStyle w:val="Code"/>
+        <w:rPr/>
+      </w:pPr>
+      <w:r>
+        <w:rPr/>
+        <w:t xml:space="preserve">                </w:t>
+      </w:r>
+      <w:r>
+        <w:rPr/>
+        <w:t>detected_objects.append(label)</w:t>
+      </w:r>
+    </w:p>
+    <w:p>
+      <w:pPr>
+        <w:pStyle w:val="Code"/>
+        <w:rPr/>
+      </w:pPr>
+      <w:r>
+        <w:rPr/>
+      </w:r>
+    </w:p>
+    <w:p>
+      <w:pPr>
+        <w:pStyle w:val="Code"/>
+        <w:rPr/>
+      </w:pPr>
+      <w:r>
+        <w:rPr/>
+        <w:t xml:space="preserve">                </w:t>
+      </w:r>
+      <w:r>
+        <w:rPr/>
+        <w:t># Draw a box</w:t>
+      </w:r>
+    </w:p>
+    <w:p>
+      <w:pPr>
+        <w:pStyle w:val="Code"/>
+        <w:rPr/>
+      </w:pPr>
+      <w:r>
+        <w:rPr/>
+        <w:t xml:space="preserve">                </w:t>
+      </w:r>
+      <w:r>
+        <w:rPr/>
+        <w:t>x1, y1, x2, y2 = map(int, box.xyxy[0])</w:t>
+      </w:r>
+    </w:p>
+    <w:p>
+      <w:pPr>
+        <w:pStyle w:val="Code"/>
+        <w:rPr/>
+      </w:pPr>
+      <w:r>
+        <w:rPr/>
+        <w:t xml:space="preserve">                </w:t>
+      </w:r>
+      <w:r>
+        <w:rPr/>
+        <w:t>cv2.rectangle(frame, (x1, y1), (x2, y2), (0, 255, 0), 2)</w:t>
+      </w:r>
+    </w:p>
+    <w:p>
+      <w:pPr>
+        <w:pStyle w:val="Code"/>
+        <w:rPr/>
+      </w:pPr>
+      <w:r>
+        <w:rPr/>
+        <w:t xml:space="preserve">                </w:t>
+      </w:r>
+      <w:r>
+        <w:rPr/>
+        <w:t>cv2.putText(</w:t>
+      </w:r>
+    </w:p>
+    <w:p>
+      <w:pPr>
+        <w:pStyle w:val="Code"/>
+        <w:rPr/>
+      </w:pPr>
+      <w:r>
+        <w:rPr/>
+        <w:t xml:space="preserve">                    </w:t>
+      </w:r>
+      <w:r>
+        <w:rPr/>
+        <w:t>frame,</w:t>
+      </w:r>
+    </w:p>
+    <w:p>
+      <w:pPr>
+        <w:pStyle w:val="Code"/>
+        <w:rPr/>
+      </w:pPr>
+      <w:r>
+        <w:rPr/>
+        <w:t xml:space="preserve">                    </w:t>
+      </w:r>
+      <w:r>
+        <w:rPr/>
+        <w:t>label,</w:t>
+      </w:r>
+    </w:p>
+    <w:p>
+      <w:pPr>
+        <w:pStyle w:val="Code"/>
+        <w:rPr/>
+      </w:pPr>
+      <w:r>
+        <w:rPr/>
+        <w:t xml:space="preserve">                    </w:t>
+      </w:r>
+      <w:r>
+        <w:rPr/>
+        <w:t>(x1, y1 - 10),</w:t>
+      </w:r>
+    </w:p>
+    <w:p>
+      <w:pPr>
+        <w:pStyle w:val="Code"/>
+        <w:rPr/>
+      </w:pPr>
+      <w:r>
+        <w:rPr/>
+        <w:t xml:space="preserve">                    </w:t>
+      </w:r>
+      <w:r>
+        <w:rPr/>
+        <w:t>cv2.FONT_HERSHEY_SIMPLEX,</w:t>
+      </w:r>
+    </w:p>
+    <w:p>
+      <w:pPr>
+        <w:pStyle w:val="Code"/>
+        <w:rPr/>
+      </w:pPr>
+      <w:r>
+        <w:rPr/>
+        <w:t xml:space="preserve">                    </w:t>
+      </w:r>
+      <w:r>
+        <w:rPr/>
+        <w:t>0.5,</w:t>
+      </w:r>
+    </w:p>
+    <w:p>
+      <w:pPr>
+        <w:pStyle w:val="Code"/>
+        <w:rPr/>
+      </w:pPr>
+      <w:r>
+        <w:rPr/>
+        <w:t xml:space="preserve">                    </w:t>
+      </w:r>
+      <w:r>
+        <w:rPr/>
+        <w:t>(0, 255, 0),</w:t>
+      </w:r>
+    </w:p>
+    <w:p>
+      <w:pPr>
+        <w:pStyle w:val="Code"/>
+        <w:rPr/>
+      </w:pPr>
+      <w:r>
+        <w:rPr/>
+        <w:t xml:space="preserve">                    </w:t>
+      </w:r>
+      <w:r>
+        <w:rPr/>
+        <w:t>2,</w:t>
+      </w:r>
+    </w:p>
+    <w:p>
+      <w:pPr>
+        <w:pStyle w:val="Code"/>
+        <w:rPr/>
+      </w:pPr>
+      <w:r>
+        <w:rPr/>
+        <w:t xml:space="preserve">                </w:t>
+      </w:r>
+      <w:r>
+        <w:rPr/>
+        <w:t>)</w:t>
+      </w:r>
+    </w:p>
+    <w:p>
+      <w:pPr>
+        <w:pStyle w:val="Code"/>
+        <w:rPr/>
+      </w:pPr>
+      <w:r>
+        <w:rPr/>
+        <w:t xml:space="preserve">                </w:t>
+      </w:r>
+      <w:r>
+        <w:rPr/>
+        <w:t>cv2.putText(</w:t>
+      </w:r>
+    </w:p>
+    <w:p>
+      <w:pPr>
+        <w:pStyle w:val="Code"/>
+        <w:rPr/>
+      </w:pPr>
+      <w:r>
+        <w:rPr/>
+        <w:t xml:space="preserve">                    </w:t>
+      </w:r>
+      <w:r>
+        <w:rPr/>
+        <w:t>frame,</w:t>
+      </w:r>
+    </w:p>
+    <w:p>
+      <w:pPr>
+        <w:pStyle w:val="Code"/>
+        <w:rPr/>
+      </w:pPr>
+      <w:r>
+        <w:rPr/>
+        <w:t xml:space="preserve">                    </w:t>
+      </w:r>
+      <w:r>
+        <w:rPr/>
+        <w:t>str(confidence),</w:t>
+      </w:r>
+    </w:p>
+    <w:p>
+      <w:pPr>
+        <w:pStyle w:val="Code"/>
+        <w:rPr/>
+      </w:pPr>
+      <w:r>
+        <w:rPr/>
+        <w:t xml:space="preserve">                    </w:t>
+      </w:r>
+      <w:r>
+        <w:rPr/>
+        <w:t>(x2 - 30, y1 - 10),</w:t>
+      </w:r>
+    </w:p>
+    <w:p>
+      <w:pPr>
+        <w:pStyle w:val="Code"/>
+        <w:rPr/>
+      </w:pPr>
+      <w:r>
+        <w:rPr/>
+        <w:t xml:space="preserve">                    </w:t>
+      </w:r>
+      <w:r>
+        <w:rPr/>
+        <w:t>cv2.FONT_HERSHEY_SIMPLEX,</w:t>
+      </w:r>
+    </w:p>
+    <w:p>
+      <w:pPr>
+        <w:pStyle w:val="Code"/>
+        <w:rPr/>
+      </w:pPr>
+      <w:r>
+        <w:rPr/>
+        <w:t xml:space="preserve">                    </w:t>
+      </w:r>
+      <w:r>
+        <w:rPr/>
+        <w:t>0.5,</w:t>
+      </w:r>
+    </w:p>
+    <w:p>
+      <w:pPr>
+        <w:pStyle w:val="Code"/>
+        <w:rPr/>
+      </w:pPr>
+      <w:r>
+        <w:rPr/>
+        <w:t xml:space="preserve">                    </w:t>
+      </w:r>
+      <w:r>
+        <w:rPr/>
+        <w:t>(0, 255, 0),</w:t>
+      </w:r>
+    </w:p>
+    <w:p>
+      <w:pPr>
+        <w:pStyle w:val="Code"/>
+        <w:rPr/>
+      </w:pPr>
+      <w:r>
+        <w:rPr/>
+        <w:t xml:space="preserve">                    </w:t>
+      </w:r>
+      <w:r>
+        <w:rPr/>
+        <w:t>2,</w:t>
+      </w:r>
+    </w:p>
+    <w:p>
+      <w:pPr>
+        <w:pStyle w:val="Code"/>
+        <w:rPr/>
+      </w:pPr>
+      <w:r>
+        <w:rPr/>
+        <w:t xml:space="preserve">                </w:t>
+      </w:r>
+      <w:r>
+        <w:rPr/>
+        <w:t>)</w:t>
+      </w:r>
+    </w:p>
+    <w:p>
+      <w:pPr>
+        <w:pStyle w:val="Code"/>
+        <w:rPr/>
+      </w:pPr>
+      <w:r>
+        <w:rPr/>
+        <w:t xml:space="preserve">    </w:t>
+      </w:r>
+      <w:r>
+        <w:rPr/>
+        <w:t>return frame, detected_objects</w:t>
+      </w:r>
+    </w:p>
+    <w:p>
+      <w:pPr>
+        <w:pStyle w:val="Code"/>
+        <w:rPr/>
+      </w:pPr>
+      <w:r>
+        <w:rPr/>
+      </w:r>
+    </w:p>
+    <w:p>
+      <w:pPr>
+        <w:pStyle w:val="Code"/>
+        <w:rPr/>
+      </w:pPr>
+      <w:r>
+        <w:rPr/>
+      </w:r>
+    </w:p>
+    <w:p>
+      <w:pPr>
+        <w:pStyle w:val="Code"/>
+        <w:rPr/>
+      </w:pPr>
+      <w:r>
+        <w:rPr/>
+        <w:t># Show the detected objects</w:t>
+      </w:r>
+    </w:p>
+    <w:p>
+      <w:pPr>
+        <w:pStyle w:val="Code"/>
+        <w:rPr/>
+      </w:pPr>
+      <w:r>
+        <w:rPr/>
+        <w:t>frame, detected_objects = detect_objects(img)</w:t>
+      </w:r>
+    </w:p>
+    <w:p>
+      <w:pPr>
+        <w:pStyle w:val="Code"/>
+        <w:rPr/>
+      </w:pPr>
+      <w:r>
+        <w:rPr/>
+        <w:t>plt.imshow(frame)</w:t>
+      </w:r>
+    </w:p>
+    <w:p>
+      <w:pPr>
+        <w:pStyle w:val="Code"/>
+        <w:rPr/>
+      </w:pPr>
+      <w:r>
+        <w:rPr/>
+        <w:t>plt.title("Detected Objects")</w:t>
+      </w:r>
+    </w:p>
+    <w:p>
+      <w:pPr>
+        <w:pStyle w:val="Code"/>
+        <w:rPr/>
+      </w:pPr>
+      <w:r>
+        <w:rPr/>
+        <w:t>plt.show()</w:t>
+      </w:r>
+    </w:p>
+    <w:p>
+      <w:pPr>
+        <w:pStyle w:val="P1"/>
+        <w:rPr/>
+      </w:pPr>
+      <w:r>
+        <w:rPr/>
+      </w:r>
+    </w:p>
+    <w:p>
+      <w:pPr>
         <w:pStyle w:val="h11"/>
         <w:rPr/>
       </w:pPr>
@@ -2134,11 +3001,176 @@
     </w:p>
     <w:p>
       <w:pPr>
+        <w:pStyle w:val="p11"/>
+        <w:rPr/>
+      </w:pPr>
+      <w:r>
+        <w:rPr/>
+      </w:r>
+    </w:p>
+    <w:p>
+      <w:pPr>
+        <w:pStyle w:val="p11"/>
+        <w:rPr/>
+      </w:pPr>
+      <w:r>
+        <w:rPr/>
+        <w:t>В результаті було отримано два зображення: перше (2.1) — оригінальне, а друге (2.2) — з рамкою, яка обрамлює виявлені об’єкти.</w:t>
+      </w:r>
+    </w:p>
+    <w:p>
+      <w:pPr>
+        <w:pStyle w:val="p11"/>
+        <w:rPr/>
+      </w:pPr>
+      <w:r>
+        <w:rPr/>
+      </w:r>
+    </w:p>
+    <w:p>
+      <w:pPr>
+        <w:pStyle w:val="img1"/>
+        <w:rPr/>
+      </w:pPr>
+      <w:r>
+        <w:rPr/>
+        <w:drawing>
+          <wp:inline distT="0" distB="0" distL="0" distR="0">
+            <wp:extent cx="6105525" cy="6892925"/>
+            <wp:effectExtent l="0" t="0" r="0" b="0"/>
+            <wp:docPr id="2" name="Зображення2"/>
+            <wp:cNvGraphicFramePr>
+              <a:graphicFrameLocks xmlns:a="http://schemas.openxmlformats.org/drawingml/2006/main" noChangeAspect="1"/>
+            </wp:cNvGraphicFramePr>
+            <a:graphic xmlns:a="http://schemas.openxmlformats.org/drawingml/2006/main">
+              <a:graphicData uri="http://schemas.openxmlformats.org/drawingml/2006/picture">
+                <pic:pic xmlns:pic="http://schemas.openxmlformats.org/drawingml/2006/picture">
+                  <pic:nvPicPr>
+                    <pic:cNvPr id="2" name="Зображення2"/>
+                    <pic:cNvPicPr>
+                      <a:picLocks noChangeAspect="1" noChangeArrowheads="1"/>
+                    </pic:cNvPicPr>
+                  </pic:nvPicPr>
+                  <pic:blipFill>
+                    <a:blip r:embed="rId4"/>
+                    <a:srcRect l="14032" t="-1763" r="18350" b="0"/>
+                    <a:stretch>
+                      <a:fillRect/>
+                    </a:stretch>
+                  </pic:blipFill>
+                  <pic:spPr bwMode="auto">
+                    <a:xfrm>
+                      <a:off x="0" y="0"/>
+                      <a:ext cx="6105525" cy="6892925"/>
+                    </a:xfrm>
+                    <a:prstGeom prst="rect">
+                      <a:avLst/>
+                    </a:prstGeom>
+                    <a:noFill/>
+                  </pic:spPr>
+                </pic:pic>
+              </a:graphicData>
+            </a:graphic>
+          </wp:inline>
+        </w:drawing>
+      </w:r>
+    </w:p>
+    <w:p>
+      <w:pPr>
+        <w:pStyle w:val="img1"/>
+        <w:rPr/>
+      </w:pPr>
+      <w:r>
+        <w:rPr/>
+        <w:t>Рисунок 2.1 — Початкове зображення</w:t>
+      </w:r>
+    </w:p>
+    <w:p>
+      <w:pPr>
+        <w:pStyle w:val="img1"/>
+        <w:rPr/>
+      </w:pPr>
+      <w:r>
+        <w:rPr/>
+      </w:r>
+    </w:p>
+    <w:p>
+      <w:pPr>
+        <w:pStyle w:val="img1"/>
+        <w:rPr/>
+      </w:pPr>
+      <w:r>
+        <w:rPr/>
+        <w:drawing>
+          <wp:inline distT="0" distB="0" distL="0" distR="0">
+            <wp:extent cx="6105525" cy="6795135"/>
+            <wp:effectExtent l="0" t="0" r="0" b="0"/>
+            <wp:docPr id="3" name="Зображення3"/>
+            <wp:cNvGraphicFramePr>
+              <a:graphicFrameLocks xmlns:a="http://schemas.openxmlformats.org/drawingml/2006/main" noChangeAspect="1"/>
+            </wp:cNvGraphicFramePr>
+            <a:graphic xmlns:a="http://schemas.openxmlformats.org/drawingml/2006/main">
+              <a:graphicData uri="http://schemas.openxmlformats.org/drawingml/2006/picture">
+                <pic:pic xmlns:pic="http://schemas.openxmlformats.org/drawingml/2006/picture">
+                  <pic:nvPicPr>
+                    <pic:cNvPr id="3" name="Зображення3"/>
+                    <pic:cNvPicPr>
+                      <a:picLocks noChangeAspect="1" noChangeArrowheads="1"/>
+                    </pic:cNvPicPr>
+                  </pic:nvPicPr>
+                  <pic:blipFill>
+                    <a:blip r:embed="rId5"/>
+                    <a:srcRect l="13823" t="0" r="18781" b="0"/>
+                    <a:stretch>
+                      <a:fillRect/>
+                    </a:stretch>
+                  </pic:blipFill>
+                  <pic:spPr bwMode="auto">
+                    <a:xfrm>
+                      <a:off x="0" y="0"/>
+                      <a:ext cx="6105525" cy="6795135"/>
+                    </a:xfrm>
+                    <a:prstGeom prst="rect">
+                      <a:avLst/>
+                    </a:prstGeom>
+                    <a:noFill/>
+                  </pic:spPr>
+                </pic:pic>
+              </a:graphicData>
+            </a:graphic>
+          </wp:inline>
+        </w:drawing>
+      </w:r>
+    </w:p>
+    <w:p>
+      <w:pPr>
+        <w:pStyle w:val="img1"/>
+        <w:rPr/>
+      </w:pPr>
+      <w:r>
+        <w:rPr/>
+        <w:t>Рисунок 2.2 — Зображення з рамкою</w:t>
+      </w:r>
+    </w:p>
+    <w:p>
+      <w:pPr>
         <w:pStyle w:val="h11"/>
         <w:rPr/>
       </w:pPr>
       <w:r>
         <w:rPr/>
+      </w:r>
+      <w:r>
+        <w:br w:type="page"/>
+      </w:r>
+    </w:p>
+    <w:p>
+      <w:pPr>
+        <w:pStyle w:val="h11"/>
+        <w:rPr/>
+      </w:pPr>
+      <w:r>
+        <w:rPr/>
         <w:t>Висновки</w:t>
       </w:r>
     </w:p>
@@ -2158,7 +3190,61 @@
       </w:pPr>
       <w:r>
         <w:rPr/>
-        <w:t>Отже, було навчено реалізовувати програмні проєкти у сфері інженерії програмного забезпечення, пов’язані з необхідністю обробки зображень.</w:t>
+        <w:t xml:space="preserve">Отже, було навчено реалізовувати програмні проєкти у сфері інженерії програмного забезпечення, пов’язані з необхідністю обробки зображень. </w:t>
+      </w:r>
+    </w:p>
+    <w:p>
+      <w:pPr>
+        <w:pStyle w:val="p11"/>
+        <w:rPr/>
+      </w:pPr>
+      <w:r>
+        <w:rPr/>
+        <w:t xml:space="preserve">При виконанні роботи було використано модель </w:t>
+      </w:r>
+      <w:r>
+        <w:rPr>
+          <w:lang w:val="en-US"/>
+        </w:rPr>
+        <w:t xml:space="preserve">YOLO 8. </w:t>
+      </w:r>
+      <w:r>
+        <w:rPr>
+          <w:lang w:val="uk-UA"/>
+        </w:rPr>
+        <w:t>Спочатку було завантажено початкове зображення. Далі було застосовано модель для детекції об’єктів на зображенні. Насамкінець було виведено зображення з рамкою, яка показує виявлені об’єкти на зображенні.</w:t>
+      </w:r>
+    </w:p>
+    <w:p>
+      <w:pPr>
+        <w:pStyle w:val="p11"/>
+        <w:rPr>
+          <w:lang w:val="uk-UA"/>
+        </w:rPr>
+      </w:pPr>
+      <w:r>
+        <w:rPr>
+          <w:lang w:val="uk-UA"/>
+        </w:rPr>
+        <w:t>Як результат було виявлено об’єкт "</w:t>
+      </w:r>
+      <w:r>
+        <w:rPr>
+          <w:lang w:val="en-US"/>
+        </w:rPr>
+        <w:t xml:space="preserve">person" </w:t>
+      </w:r>
+      <w:r>
+        <w:rPr>
+          <w:lang w:val="uk-UA"/>
+        </w:rPr>
+        <w:t xml:space="preserve">зі впевненістю близько </w:t>
+      </w:r>
+      <w:r>
+        <w:rPr>
+          <w:lang w:val="en-US"/>
+        </w:rPr>
+        <w:t>0.8.</w:t>
       </w:r>
     </w:p>
     <w:p>
@@ -2305,7 +3391,7 @@
           <w:lang w:val="uk-UA"/>
         </w:rPr>
       </w:pPr>
-      <w:hyperlink r:id="rId3">
+      <w:hyperlink r:id="rId6">
         <w:r>
           <w:rPr>
             <w:rStyle w:val="Hyperlink"/>
@@ -3173,8 +4259,8 @@
       <w:lang w:val="en-US" w:eastAsia="uk-UA"/>
     </w:rPr>
   </w:style>
-  <w:style w:type="character" w:styleId="user">
-    <w:name w:val="Символ нумерації (user)"/>
+  <w:style w:type="character" w:styleId="Style12">
+    <w:name w:val="Символ нумерації"/>
     <w:qFormat/>
     <w:rPr/>
   </w:style>
@@ -3185,7 +4271,7 @@
       <w:u w:val="single"/>
     </w:rPr>
   </w:style>
-  <w:style w:type="paragraph" w:styleId="Style12">
+  <w:style w:type="paragraph" w:styleId="Style13">
     <w:name w:val="Заголовок"/>
     <w:basedOn w:val="Normal"/>
     <w:next w:val="BodyText"/>
@@ -3195,7 +4281,7 @@
       <w:spacing w:before="240" w:after="120"/>
     </w:pPr>
     <w:rPr>
-      <w:rFonts w:ascii="Liberation Sans" w:hAnsi="Liberation Sans" w:eastAsia="Microsoft YaHei" w:cs="Arial Unicode MS"/>
+      <w:rFonts w:ascii="Liberation Sans" w:hAnsi="Liberation Sans" w:eastAsia="Microsoft YaHei" w:cs="Lucida Sans"/>
       <w:sz w:val="28"/>
       <w:szCs w:val="28"/>
     </w:rPr>
@@ -3232,8 +4318,34 @@
       <w:szCs w:val="24"/>
     </w:rPr>
   </w:style>
-  <w:style w:type="paragraph" w:styleId="Style13">
+  <w:style w:type="paragraph" w:styleId="Style14">
     <w:name w:val="Покажчик"/>
+    <w:basedOn w:val="Normal"/>
+    <w:qFormat/>
+    <w:pPr>
+      <w:suppressLineNumbers/>
+    </w:pPr>
+    <w:rPr>
+      <w:rFonts w:cs="Lucida Sans"/>
+    </w:rPr>
+  </w:style>
+  <w:style w:type="paragraph" w:styleId="user">
+    <w:name w:val="Заголовок (user)"/>
+    <w:basedOn w:val="Normal"/>
+    <w:next w:val="BodyText"/>
+    <w:qFormat/>
+    <w:pPr>
+      <w:keepNext w:val="true"/>
+      <w:spacing w:before="240" w:after="120"/>
+    </w:pPr>
+    <w:rPr>
+      <w:rFonts w:ascii="Liberation Sans" w:hAnsi="Liberation Sans" w:eastAsia="Microsoft YaHei" w:cs="Arial Unicode MS"/>
+      <w:sz w:val="28"/>
+      <w:szCs w:val="28"/>
+    </w:rPr>
+  </w:style>
+  <w:style w:type="paragraph" w:styleId="user1">
+    <w:name w:val="Покажчик (user)"/>
     <w:basedOn w:val="Normal"/>
     <w:qFormat/>
     <w:pPr>
@@ -3243,35 +4355,9 @@
       <w:rFonts w:cs="Arial Unicode MS"/>
     </w:rPr>
   </w:style>
-  <w:style w:type="paragraph" w:styleId="user1">
-    <w:name w:val="Заголовок (user)"/>
-    <w:basedOn w:val="Normal"/>
-    <w:next w:val="BodyText"/>
-    <w:qFormat/>
-    <w:pPr>
-      <w:keepNext w:val="true"/>
-      <w:spacing w:before="240" w:after="120"/>
-    </w:pPr>
-    <w:rPr>
-      <w:rFonts w:ascii="Liberation Sans" w:hAnsi="Liberation Sans" w:eastAsia="Microsoft YaHei" w:cs="Lucida Sans"/>
-      <w:sz w:val="28"/>
-      <w:szCs w:val="28"/>
-    </w:rPr>
-  </w:style>
-  <w:style w:type="paragraph" w:styleId="user2">
-    <w:name w:val="Покажчик (user)"/>
-    <w:basedOn w:val="Normal"/>
-    <w:qFormat/>
-    <w:pPr>
-      <w:suppressLineNumbers/>
-    </w:pPr>
-    <w:rPr>
-      <w:rFonts w:cs="Lucida Sans"/>
-    </w:rPr>
-  </w:style>
   <w:style w:type="paragraph" w:styleId="IndexHeading">
     <w:name w:val="index heading"/>
-    <w:basedOn w:val="Style12"/>
+    <w:basedOn w:val="user"/>
     <w:pPr/>
     <w:rPr/>
   </w:style>
@@ -3547,8 +4633,8 @@
     </w:pPr>
     <w:rPr/>
   </w:style>
-  <w:style w:type="paragraph" w:styleId="user3">
-    <w:name w:val="Верхній і нижній колонтитули (user)"/>
+  <w:style w:type="paragraph" w:styleId="Style15">
+    <w:name w:val="Верхній і нижній колонтитули"/>
     <w:basedOn w:val="Normal"/>
     <w:qFormat/>
     <w:pPr>
@@ -3561,8 +4647,8 @@
     </w:pPr>
     <w:rPr/>
   </w:style>
-  <w:style w:type="paragraph" w:styleId="Style14">
-    <w:name w:val="Верхній і нижній колонтитули"/>
+  <w:style w:type="paragraph" w:styleId="user2">
+    <w:name w:val="Верхній і нижній колонтитули (user)"/>
     <w:basedOn w:val="Normal"/>
     <w:qFormat/>
     <w:pPr/>
@@ -3570,14 +4656,14 @@
   </w:style>
   <w:style w:type="paragraph" w:styleId="Header">
     <w:name w:val="header"/>
-    <w:basedOn w:val="user3"/>
+    <w:basedOn w:val="Style15"/>
     <w:pPr>
       <w:suppressLineNumbers/>
     </w:pPr>
     <w:rPr/>
   </w:style>
-  <w:style w:type="paragraph" w:styleId="Style15">
-    <w:name w:val="Горизонтальна лінія"/>
+  <w:style w:type="paragraph" w:styleId="user3">
+    <w:name w:val="Горизонтальна лінія (user)"/>
     <w:basedOn w:val="Normal"/>
     <w:next w:val="BodyText"/>
     <w:qFormat/>
@@ -3593,8 +4679,8 @@
       <w:szCs w:val="12"/>
     </w:rPr>
   </w:style>
-  <w:style w:type="numbering" w:styleId="Style16" w:default="1">
-    <w:name w:val="Без маркерів"/>
+  <w:style w:type="numbering" w:styleId="user4" w:default="1">
+    <w:name w:val="Без маркерів (user)"/>
     <w:uiPriority w:val="99"/>
     <w:semiHidden/>
     <w:unhideWhenUsed/>

--- a/51IP Injenerija prykladnyh zastosunkiv/2/IP_KNT-116m_Onyshchenko_15_PR2.docx
+++ b/51IP Injenerija prykladnyh zastosunkiv/2/IP_KNT-116m_Onyshchenko_15_PR2.docx
@@ -236,7 +236,14 @@
           <w:b/>
           <w:bCs/>
         </w:rPr>
-        <w:t>Виконав варіант 19</w:t>
+        <w:t xml:space="preserve">Виконав варіант </w:t>
+      </w:r>
+      <w:r>
+        <w:rPr>
+          <w:b/>
+          <w:bCs/>
+        </w:rPr>
+        <w:t>15</w:t>
       </w:r>
     </w:p>
     <w:p>
@@ -3167,6 +3174,7 @@
     <w:p>
       <w:pPr>
         <w:pStyle w:val="h11"/>
+        <w:spacing w:before="0" w:after="0"/>
         <w:rPr/>
       </w:pPr>
       <w:r>
@@ -4259,8 +4267,8 @@
       <w:lang w:val="en-US" w:eastAsia="uk-UA"/>
     </w:rPr>
   </w:style>
-  <w:style w:type="character" w:styleId="Style12">
-    <w:name w:val="Символ нумерації"/>
+  <w:style w:type="character" w:styleId="user">
+    <w:name w:val="Символ нумерації (user)"/>
     <w:qFormat/>
     <w:rPr/>
   </w:style>
@@ -4271,7 +4279,7 @@
       <w:u w:val="single"/>
     </w:rPr>
   </w:style>
-  <w:style w:type="paragraph" w:styleId="Style13">
+  <w:style w:type="paragraph" w:styleId="Style12">
     <w:name w:val="Заголовок"/>
     <w:basedOn w:val="Normal"/>
     <w:next w:val="BodyText"/>
@@ -4281,7 +4289,7 @@
       <w:spacing w:before="240" w:after="120"/>
     </w:pPr>
     <w:rPr>
-      <w:rFonts w:ascii="Liberation Sans" w:hAnsi="Liberation Sans" w:eastAsia="Microsoft YaHei" w:cs="Lucida Sans"/>
+      <w:rFonts w:ascii="Liberation Sans" w:hAnsi="Liberation Sans" w:eastAsia="Microsoft YaHei" w:cs="Arial Unicode MS"/>
       <w:sz w:val="28"/>
       <w:szCs w:val="28"/>
     </w:rPr>
@@ -4318,8 +4326,34 @@
       <w:szCs w:val="24"/>
     </w:rPr>
   </w:style>
-  <w:style w:type="paragraph" w:styleId="Style14">
+  <w:style w:type="paragraph" w:styleId="Style13">
     <w:name w:val="Покажчик"/>
+    <w:basedOn w:val="Normal"/>
+    <w:qFormat/>
+    <w:pPr>
+      <w:suppressLineNumbers/>
+    </w:pPr>
+    <w:rPr>
+      <w:rFonts w:cs="Arial Unicode MS"/>
+    </w:rPr>
+  </w:style>
+  <w:style w:type="paragraph" w:styleId="user1">
+    <w:name w:val="Заголовок (user)"/>
+    <w:basedOn w:val="Normal"/>
+    <w:next w:val="BodyText"/>
+    <w:qFormat/>
+    <w:pPr>
+      <w:keepNext w:val="true"/>
+      <w:spacing w:before="240" w:after="120"/>
+    </w:pPr>
+    <w:rPr>
+      <w:rFonts w:ascii="Liberation Sans" w:hAnsi="Liberation Sans" w:eastAsia="Microsoft YaHei" w:cs="Lucida Sans"/>
+      <w:sz w:val="28"/>
+      <w:szCs w:val="28"/>
+    </w:rPr>
+  </w:style>
+  <w:style w:type="paragraph" w:styleId="user2">
+    <w:name w:val="Покажчик (user)"/>
     <w:basedOn w:val="Normal"/>
     <w:qFormat/>
     <w:pPr>
@@ -4329,35 +4363,9 @@
       <w:rFonts w:cs="Lucida Sans"/>
     </w:rPr>
   </w:style>
-  <w:style w:type="paragraph" w:styleId="user">
-    <w:name w:val="Заголовок (user)"/>
-    <w:basedOn w:val="Normal"/>
-    <w:next w:val="BodyText"/>
-    <w:qFormat/>
-    <w:pPr>
-      <w:keepNext w:val="true"/>
-      <w:spacing w:before="240" w:after="120"/>
-    </w:pPr>
-    <w:rPr>
-      <w:rFonts w:ascii="Liberation Sans" w:hAnsi="Liberation Sans" w:eastAsia="Microsoft YaHei" w:cs="Arial Unicode MS"/>
-      <w:sz w:val="28"/>
-      <w:szCs w:val="28"/>
-    </w:rPr>
-  </w:style>
-  <w:style w:type="paragraph" w:styleId="user1">
-    <w:name w:val="Покажчик (user)"/>
-    <w:basedOn w:val="Normal"/>
-    <w:qFormat/>
-    <w:pPr>
-      <w:suppressLineNumbers/>
-    </w:pPr>
-    <w:rPr>
-      <w:rFonts w:cs="Arial Unicode MS"/>
-    </w:rPr>
-  </w:style>
   <w:style w:type="paragraph" w:styleId="IndexHeading">
     <w:name w:val="index heading"/>
-    <w:basedOn w:val="user"/>
+    <w:basedOn w:val="Style12"/>
     <w:pPr/>
     <w:rPr/>
   </w:style>
@@ -4633,8 +4641,8 @@
     </w:pPr>
     <w:rPr/>
   </w:style>
-  <w:style w:type="paragraph" w:styleId="Style15">
-    <w:name w:val="Верхній і нижній колонтитули"/>
+  <w:style w:type="paragraph" w:styleId="user3">
+    <w:name w:val="Верхній і нижній колонтитули (user)"/>
     <w:basedOn w:val="Normal"/>
     <w:qFormat/>
     <w:pPr>
@@ -4647,8 +4655,8 @@
     </w:pPr>
     <w:rPr/>
   </w:style>
-  <w:style w:type="paragraph" w:styleId="user2">
-    <w:name w:val="Верхній і нижній колонтитули (user)"/>
+  <w:style w:type="paragraph" w:styleId="Style14">
+    <w:name w:val="Верхній і нижній колонтитули"/>
     <w:basedOn w:val="Normal"/>
     <w:qFormat/>
     <w:pPr/>
@@ -4656,14 +4664,14 @@
   </w:style>
   <w:style w:type="paragraph" w:styleId="Header">
     <w:name w:val="header"/>
-    <w:basedOn w:val="Style15"/>
+    <w:basedOn w:val="user3"/>
     <w:pPr>
       <w:suppressLineNumbers/>
     </w:pPr>
     <w:rPr/>
   </w:style>
-  <w:style w:type="paragraph" w:styleId="user3">
-    <w:name w:val="Горизонтальна лінія (user)"/>
+  <w:style w:type="paragraph" w:styleId="Style15">
+    <w:name w:val="Горизонтальна лінія"/>
     <w:basedOn w:val="Normal"/>
     <w:next w:val="BodyText"/>
     <w:qFormat/>
@@ -4679,8 +4687,8 @@
       <w:szCs w:val="12"/>
     </w:rPr>
   </w:style>
-  <w:style w:type="numbering" w:styleId="user4" w:default="1">
-    <w:name w:val="Без маркерів (user)"/>
+  <w:style w:type="numbering" w:styleId="Style16" w:default="1">
+    <w:name w:val="Без маркерів"/>
     <w:uiPriority w:val="99"/>
     <w:semiHidden/>
     <w:unhideWhenUsed/>
